--- a/projects/valuepickr-open-screen/docs/Shree Refrigerations.docx
+++ b/projects/valuepickr-open-screen/docs/Shree Refrigerations.docx
@@ -259,6 +259,624 @@
         <w:spacing w:after="120" w:before="280"/>
       </w:pPr>
       <w:r>
+        <w:t xml:space="preserve">Guidance &amp; Expectation Gap</w:t>
+      </w:r>
+    </w:p>
+    <w:p>
+      <w:pPr>
+        <w:spacing w:after="120"/>
+      </w:pPr>
+      <w:r>
+        <w:rPr>
+          <w:i/>
+          <w:iCs/>
+          <w:color w:val="666666"/>
+          <w:sz w:val="18"/>
+          <w:szCs w:val="18"/>
+        </w:rPr>
+        <w:t xml:space="preserve">Management guidance decoded into commitments, graded on the expectation → action → operational → commercial → financial ladder, then compared to what the current price appears to assume. Method: playbook/guidance-and-expectation-gap.md.</w:t>
+      </w:r>
+    </w:p>
+    <w:p>
+      <w:pPr>
+        <w:spacing w:after="120"/>
+      </w:pPr>
+      <w:r>
+        <w:rPr>
+          <w:b/>
+          <w:bCs/>
+          <w:sz w:val="20"/>
+          <w:szCs w:val="20"/>
+        </w:rPr>
+        <w:t xml:space="preserve">Market expectation vs. our path:</w:t>
+      </w:r>
+    </w:p>
+    <w:tbl>
+      <w:tblPr>
+        <w:tblW w:type="dxa" w:w="9000"/>
+        <w:tblBorders>
+          <w:top w:val="single" w:color="auto" w:sz="4"/>
+          <w:left w:val="single" w:color="auto" w:sz="4"/>
+          <w:bottom w:val="single" w:color="auto" w:sz="4"/>
+          <w:right w:val="single" w:color="auto" w:sz="4"/>
+          <w:insideH w:val="single" w:color="auto" w:sz="4"/>
+          <w:insideV w:val="single" w:color="auto" w:sz="4"/>
+        </w:tblBorders>
+      </w:tblPr>
+      <w:tblGrid>
+        <w:gridCol w:w="3200"/>
+        <w:gridCol w:w="5800"/>
+      </w:tblGrid>
+      <w:tr>
+        <w:tc>
+          <w:tcPr>
+            <w:tcW w:type="dxa" w:w="3200"/>
+            <w:shd w:fill="F2F2F2" w:val="clear"/>
+          </w:tcPr>
+          <w:p>
+            <w:r>
+              <w:rPr>
+                <w:b/>
+                <w:bCs/>
+              </w:rPr>
+              <w:t xml:space="preserve">As of</w:t>
+            </w:r>
+          </w:p>
+        </w:tc>
+        <w:tc>
+          <w:tcPr>
+            <w:tcW w:type="dxa" w:w="5800"/>
+          </w:tcPr>
+          <w:p>
+            <w:r>
+              <w:t xml:space="preserve">2026-09-09</w:t>
+            </w:r>
+          </w:p>
+        </w:tc>
+      </w:tr>
+      <w:tr>
+        <w:tc>
+          <w:tcPr>
+            <w:tcW w:type="dxa" w:w="3200"/>
+            <w:shd w:fill="F2F2F2" w:val="clear"/>
+          </w:tcPr>
+          <w:p>
+            <w:r>
+              <w:rPr>
+                <w:b/>
+                <w:bCs/>
+              </w:rPr>
+              <w:t xml:space="preserve">Price / multiple</w:t>
+            </w:r>
+          </w:p>
+        </w:tc>
+        <w:tc>
+          <w:tcPr>
+            <w:tcW w:type="dxa" w:w="5800"/>
+          </w:tcPr>
+          <w:p>
+            <w:r>
+              <w:t xml:space="preserve">Rs 404 · 67.6x P/E · 40x EV/EBITDA</w:t>
+            </w:r>
+          </w:p>
+        </w:tc>
+      </w:tr>
+      <w:tr>
+        <w:tc>
+          <w:tcPr>
+            <w:tcW w:type="dxa" w:w="3200"/>
+            <w:shd w:fill="F2F2F2" w:val="clear"/>
+          </w:tcPr>
+          <w:p>
+            <w:r>
+              <w:rPr>
+                <w:b/>
+                <w:bCs/>
+              </w:rPr>
+              <w:t xml:space="preserve">Right valuation lens</w:t>
+            </w:r>
+          </w:p>
+        </w:tc>
+        <w:tc>
+          <w:tcPr>
+            <w:tcW w:type="dxa" w:w="5800"/>
+          </w:tcPr>
+          <w:p>
+            <w:r>
+              <w:t xml:space="preserve">P/E</w:t>
+            </w:r>
+          </w:p>
+        </w:tc>
+      </w:tr>
+      <w:tr>
+        <w:tc>
+          <w:tcPr>
+            <w:tcW w:type="dxa" w:w="3200"/>
+            <w:shd w:fill="F2F2F2" w:val="clear"/>
+          </w:tcPr>
+          <w:p>
+            <w:r>
+              <w:rPr>
+                <w:b/>
+                <w:bCs/>
+              </w:rPr>
+              <w:t xml:space="preserve">Price implies</w:t>
+            </w:r>
+          </w:p>
+        </w:tc>
+        <w:tc>
+          <w:tcPr>
+            <w:tcW w:type="dxa" w:w="5800"/>
+          </w:tcPr>
+          <w:p>
+            <w:r>
+              <w:t xml:space="preserve">~68x trailing earnings prices management's 40-50% revenue CAGR guide (4-5 years) as delivered plus margin expansion; needs ~40%+ EPS CAGR held for years against a ~25-30x exit -- a demanding bar for a working-capital-heavy SME with a thin engineering bench</w:t>
+            </w:r>
+          </w:p>
+        </w:tc>
+      </w:tr>
+      <w:tr>
+        <w:tc>
+          <w:tcPr>
+            <w:tcW w:type="dxa" w:w="3200"/>
+            <w:shd w:fill="F2F2F2" w:val="clear"/>
+          </w:tcPr>
+          <w:p>
+            <w:r>
+              <w:rPr>
+                <w:b/>
+                <w:bCs/>
+              </w:rPr>
+              <w:t xml:space="preserve">Our FY27</w:t>
+            </w:r>
+          </w:p>
+        </w:tc>
+        <w:tc>
+          <w:tcPr>
+            <w:tcW w:type="dxa" w:w="5800"/>
+          </w:tcPr>
+          <w:p>
+            <w:r>
+              <w:t xml:space="preserve">revenue +35-50% possible on naval/shipbuilding order flow and the Smardt data-center-cooling vertical if orders convert; PAT growth constrained by the ~377-day working-capital cycle and interest</w:t>
+            </w:r>
+          </w:p>
+        </w:tc>
+      </w:tr>
+      <w:tr>
+        <w:tc>
+          <w:tcPr>
+            <w:tcW w:type="dxa" w:w="3200"/>
+            <w:shd w:fill="F2F2F2" w:val="clear"/>
+          </w:tcPr>
+          <w:p>
+            <w:r>
+              <w:rPr>
+                <w:b/>
+                <w:bCs/>
+              </w:rPr>
+              <w:t xml:space="preserve">Our FY28</w:t>
+            </w:r>
+          </w:p>
+        </w:tc>
+        <w:tc>
+          <w:tcPr>
+            <w:tcW w:type="dxa" w:w="5800"/>
+          </w:tcPr>
+          <w:p>
+            <w:r>
+              <w:t xml:space="preserve">highly contingent on the &gt;Rs 1 lakh Cr corvette/submarine order pipeline actually converting to Shree orders and on building genuine engineering depth</w:t>
+            </w:r>
+          </w:p>
+        </w:tc>
+      </w:tr>
+      <w:tr>
+        <w:tc>
+          <w:tcPr>
+            <w:tcW w:type="dxa" w:w="3200"/>
+            <w:shd w:fill="F2F2F2" w:val="clear"/>
+          </w:tcPr>
+          <w:p>
+            <w:r>
+              <w:rPr>
+                <w:b/>
+                <w:bCs/>
+              </w:rPr>
+              <w:t xml:space="preserve">Gap direction</w:t>
+            </w:r>
+          </w:p>
+        </w:tc>
+        <w:tc>
+          <w:tcPr>
+            <w:tcW w:type="dxa" w:w="5800"/>
+          </w:tcPr>
+          <w:p>
+            <w:r>
+              <w:t xml:space="preserve">over-optimistic</w:t>
+            </w:r>
+          </w:p>
+        </w:tc>
+      </w:tr>
+      <w:tr>
+        <w:tc>
+          <w:tcPr>
+            <w:tcW w:type="dxa" w:w="3200"/>
+            <w:shd w:fill="F2F2F2" w:val="clear"/>
+          </w:tcPr>
+          <w:p>
+            <w:r>
+              <w:rPr>
+                <w:b/>
+                <w:bCs/>
+              </w:rPr>
+              <w:t xml:space="preserve">Gap type</w:t>
+            </w:r>
+          </w:p>
+        </w:tc>
+        <w:tc>
+          <w:tcPr>
+            <w:tcW w:type="dxa" w:w="5800"/>
+          </w:tcPr>
+          <w:p>
+            <w:r>
+              <w:t xml:space="preserve">duration</w:t>
+            </w:r>
+          </w:p>
+        </w:tc>
+      </w:tr>
+      <w:tr>
+        <w:tc>
+          <w:tcPr>
+            <w:tcW w:type="dxa" w:w="3200"/>
+            <w:shd w:fill="F2F2F2" w:val="clear"/>
+          </w:tcPr>
+          <w:p>
+            <w:r>
+              <w:rPr>
+                <w:b/>
+                <w:bCs/>
+              </w:rPr>
+              <w:t xml:space="preserve">Gap magnitude</w:t>
+            </w:r>
+          </w:p>
+        </w:tc>
+        <w:tc>
+          <w:tcPr>
+            <w:tcW w:type="dxa" w:w="5800"/>
+          </w:tcPr>
+          <w:p>
+            <w:r>
+              <w:t xml:space="preserve">not estimable</w:t>
+            </w:r>
+          </w:p>
+        </w:tc>
+      </w:tr>
+      <w:tr>
+        <w:tc>
+          <w:tcPr>
+            <w:tcW w:type="dxa" w:w="3200"/>
+            <w:shd w:fill="F2F2F2" w:val="clear"/>
+          </w:tcPr>
+          <w:p>
+            <w:r>
+              <w:rPr>
+                <w:b/>
+                <w:bCs/>
+              </w:rPr>
+              <w:t xml:space="preserve">Gap basis</w:t>
+            </w:r>
+          </w:p>
+        </w:tc>
+        <w:tc>
+          <w:tcPr>
+            <w:tcW w:type="dxa" w:w="5800"/>
+          </w:tcPr>
+          <w:p>
+            <w:r>
+              <w:t xml:space="preserve">the dual defence + data-center tailwind is real, but ~68x P/E prices flawless multi-year execution while ROCE has fallen to 13%, debtor days are ~251, FCF is negative, pre-IPO compliance was weak, and community due-diligence could not verify an R&amp;D/engineering bench for the 'technologically advanced' positioning</w:t>
+            </w:r>
+          </w:p>
+        </w:tc>
+      </w:tr>
+      <w:tr>
+        <w:tc>
+          <w:tcPr>
+            <w:tcW w:type="dxa" w:w="3200"/>
+            <w:shd w:fill="F2F2F2" w:val="clear"/>
+          </w:tcPr>
+          <w:p>
+            <w:r>
+              <w:rPr>
+                <w:b/>
+                <w:bCs/>
+              </w:rPr>
+              <w:t xml:space="preserve">Evidence quality</w:t>
+            </w:r>
+          </w:p>
+        </w:tc>
+        <w:tc>
+          <w:tcPr>
+            <w:tcW w:type="dxa" w:w="5800"/>
+          </w:tcPr>
+          <w:p>
+            <w:r>
+              <w:t xml:space="preserve">weak</w:t>
+            </w:r>
+          </w:p>
+        </w:tc>
+      </w:tr>
+    </w:tbl>
+    <w:p>
+      <w:pPr>
+        <w:spacing w:after="120"/>
+      </w:pPr>
+      <w:r>
+        <w:rPr>
+          <w:i/>
+          <w:iCs/>
+          <w:color w:val="666666"/>
+          <w:sz w:val="16"/>
+          <w:szCs w:val="16"/>
+        </w:rPr>
+        <w:t xml:space="preserve">no broker consensus; implied path is a reverse-P/E estimate + screener.in forward figures + VP thread view</w:t>
+      </w:r>
+    </w:p>
+    <w:p>
+      <w:pPr>
+        <w:pStyle w:val="Heading1"/>
+        <w:spacing w:after="120" w:before="280"/>
+      </w:pPr>
+      <w:r>
+        <w:t xml:space="preserve">Ishmohit-Lens Checks (value chain · earnings quality · growth trajectory · management · quality metrics · track record · global-signal check)</w:t>
+      </w:r>
+    </w:p>
+    <w:p>
+      <w:pPr>
+        <w:spacing w:after="120"/>
+      </w:pPr>
+      <w:r>
+        <w:rPr>
+          <w:i/>
+          <w:iCs/>
+          <w:color w:val="666666"/>
+          <w:sz w:val="18"/>
+          <w:szCs w:val="18"/>
+        </w:rPr>
+        <w:t xml:space="preserve">Extra checks drawn from @ishmohit1 / SOIC methodology (playbook/ishmohit-soic-style.md): where the company sits in its value chain and what the supply side is doing, whether a margin/PAT inflection is structural or a cyclical peak, the rate-of-change of growth vs. what the multiple demands, and management quality as a positive attribute.</w:t>
+      </w:r>
+    </w:p>
+    <w:p>
+      <w:pPr>
+        <w:spacing w:after="120"/>
+      </w:pPr>
+      <w:r>
+        <w:rPr>
+          <w:b/>
+          <w:bCs/>
+          <w:sz w:val="20"/>
+          <w:szCs w:val="20"/>
+        </w:rPr>
+        <w:t xml:space="preserve">Quality metrics (ROCE · debt · FCF · margin · capex):</w:t>
+      </w:r>
+    </w:p>
+    <w:tbl>
+      <w:tblPr>
+        <w:tblW w:type="dxa" w:w="9000"/>
+        <w:tblBorders>
+          <w:top w:val="single" w:color="auto" w:sz="4"/>
+          <w:left w:val="single" w:color="auto" w:sz="4"/>
+          <w:bottom w:val="single" w:color="auto" w:sz="4"/>
+          <w:right w:val="single" w:color="auto" w:sz="4"/>
+          <w:insideH w:val="single" w:color="auto" w:sz="4"/>
+          <w:insideV w:val="single" w:color="auto" w:sz="4"/>
+        </w:tblBorders>
+      </w:tblPr>
+      <w:tblGrid>
+        <w:gridCol w:w="3200"/>
+        <w:gridCol w:w="5800"/>
+      </w:tblGrid>
+      <w:tr>
+        <w:tc>
+          <w:tcPr>
+            <w:tcW w:type="dxa" w:w="3200"/>
+            <w:shd w:fill="F2F2F2" w:val="clear"/>
+          </w:tcPr>
+          <w:p>
+            <w:r>
+              <w:rPr>
+                <w:b/>
+                <w:bCs/>
+              </w:rPr>
+              <w:t xml:space="preserve">Assessment</w:t>
+            </w:r>
+          </w:p>
+        </w:tc>
+        <w:tc>
+          <w:tcPr>
+            <w:tcW w:type="dxa" w:w="5800"/>
+          </w:tcPr>
+          <w:p>
+            <w:r>
+              <w:t xml:space="preserve">concern</w:t>
+            </w:r>
+          </w:p>
+        </w:tc>
+      </w:tr>
+      <w:tr>
+        <w:tc>
+          <w:tcPr>
+            <w:tcW w:type="dxa" w:w="3200"/>
+            <w:shd w:fill="F2F2F2" w:val="clear"/>
+          </w:tcPr>
+          <w:p>
+            <w:r>
+              <w:rPr>
+                <w:b/>
+                <w:bCs/>
+              </w:rPr>
+              <w:t xml:space="preserve">ROCE</w:t>
+            </w:r>
+          </w:p>
+        </w:tc>
+        <w:tc>
+          <w:tcPr>
+            <w:tcW w:type="dxa" w:w="5800"/>
+          </w:tcPr>
+          <w:p>
+            <w:r>
+              <w:t xml:space="preserve">13% (declining)</w:t>
+            </w:r>
+          </w:p>
+        </w:tc>
+      </w:tr>
+      <w:tr>
+        <w:tc>
+          <w:tcPr>
+            <w:tcW w:type="dxa" w:w="3200"/>
+            <w:shd w:fill="F2F2F2" w:val="clear"/>
+          </w:tcPr>
+          <w:p>
+            <w:r>
+              <w:rPr>
+                <w:b/>
+                <w:bCs/>
+              </w:rPr>
+              <w:t xml:space="preserve">Leverage</w:t>
+            </w:r>
+          </w:p>
+        </w:tc>
+        <w:tc>
+          <w:tcPr>
+            <w:tcW w:type="dxa" w:w="5800"/>
+          </w:tcPr>
+          <w:p>
+            <w:r>
+              <w:t xml:space="preserve">Net debt/EBITDA 0.8x</w:t>
+            </w:r>
+          </w:p>
+        </w:tc>
+      </w:tr>
+      <w:tr>
+        <w:tc>
+          <w:tcPr>
+            <w:tcW w:type="dxa" w:w="3200"/>
+            <w:shd w:fill="F2F2F2" w:val="clear"/>
+          </w:tcPr>
+          <w:p>
+            <w:r>
+              <w:rPr>
+                <w:b/>
+                <w:bCs/>
+              </w:rPr>
+              <w:t xml:space="preserve">FCF conversion</w:t>
+            </w:r>
+          </w:p>
+        </w:tc>
+        <w:tc>
+          <w:tcPr>
+            <w:tcW w:type="dxa" w:w="5800"/>
+          </w:tcPr>
+          <w:p>
+            <w:r>
+              <w:t xml:space="preserve">-60%</w:t>
+            </w:r>
+          </w:p>
+        </w:tc>
+      </w:tr>
+      <w:tr>
+        <w:tc>
+          <w:tcPr>
+            <w:tcW w:type="dxa" w:w="3200"/>
+            <w:shd w:fill="F2F2F2" w:val="clear"/>
+          </w:tcPr>
+          <w:p>
+            <w:r>
+              <w:rPr>
+                <w:b/>
+                <w:bCs/>
+              </w:rPr>
+              <w:t xml:space="preserve">Margin trend</w:t>
+            </w:r>
+          </w:p>
+        </w:tc>
+        <w:tc>
+          <w:tcPr>
+            <w:tcW w:type="dxa" w:w="5800"/>
+          </w:tcPr>
+          <w:p>
+            <w:r>
+              <w:t xml:space="preserve">expanding</w:t>
+            </w:r>
+          </w:p>
+        </w:tc>
+      </w:tr>
+      <w:tr>
+        <w:tc>
+          <w:tcPr>
+            <w:tcW w:type="dxa" w:w="3200"/>
+            <w:shd w:fill="F2F2F2" w:val="clear"/>
+          </w:tcPr>
+          <w:p>
+            <w:r>
+              <w:rPr>
+                <w:b/>
+                <w:bCs/>
+              </w:rPr>
+              <w:t xml:space="preserve">Capex efficiency</w:t>
+            </w:r>
+          </w:p>
+        </w:tc>
+        <w:tc>
+          <w:tcPr>
+            <w:tcW w:type="dxa" w:w="5800"/>
+          </w:tcPr>
+          <w:p>
+            <w:r>
+              <w:t xml:space="preserve">neutral</w:t>
+            </w:r>
+          </w:p>
+        </w:tc>
+      </w:tr>
+    </w:tbl>
+    <w:p>
+      <w:pPr>
+        <w:spacing w:after="60" w:before="120"/>
+      </w:pPr>
+      <w:r>
+        <w:rPr>
+          <w:b/>
+          <w:bCs/>
+          <w:sz w:val="20"/>
+          <w:szCs w:val="20"/>
+        </w:rPr>
+        <w:t xml:space="preserve">Track record (Coffee Can persistence check): </w:t>
+      </w:r>
+      <w:r>
+        <w:rPr>
+          <w:sz w:val="20"/>
+          <w:szCs w:val="20"/>
+        </w:rPr>
+        <w:t xml:space="preserve">cleared revenue growth ≥10% AND ROCE ≥15% in 2 of the last 6 years (consistency_score 33)</w:t>
+      </w:r>
+    </w:p>
+    <w:p>
+      <w:pPr>
+        <w:spacing w:after="120"/>
+      </w:pPr>
+      <w:r>
+        <w:rPr>
+          <w:color w:val="666666"/>
+          <w:sz w:val="18"/>
+          <w:szCs w:val="18"/>
+        </w:rPr>
+        <w:t xml:space="preserve">Per screener.in (FY21-FY26): only FY23 (+13% revenue / ROCE 25%) and FY24 (+57% / ROCE 18%) cleared both bars; FY22 and FY25-FY26 had ROCE 13-14% despite strong revenue growth (working-capital-heavy, ~251 debtor days, ~377-day cycle). Listed only Aug 2025, so pre-IPO figures are DRHP-sourced.</w:t>
+      </w:r>
+    </w:p>
+    <w:p>
+      <w:pPr>
+        <w:pStyle w:val="Heading1"/>
+        <w:spacing w:after="120" w:before="280"/>
+      </w:pPr>
+      <w:r>
         <w:t xml:space="preserve">Technical Read (Weekly / Monthly MACD + Bollinger Bands, or RSI/CCI/Williams %R proxy)</w:t>
       </w:r>
     </w:p>
@@ -564,6 +1182,34 @@
           <w:szCs w:val="24"/>
         </w:rPr>
         <w:t xml:space="preserve">10x-in-2-3-years</w:t>
+      </w:r>
+    </w:p>
+    <w:p>
+      <w:pPr>
+        <w:spacing w:after="120"/>
+      </w:pPr>
+      <w:r>
+        <w:rPr>
+          <w:color w:val="666666"/>
+          <w:sz w:val="20"/>
+          <w:szCs w:val="20"/>
+        </w:rPr>
+        <w:t xml:space="preserve">4-box gate — tailwind: yes · TAM: weak · moat: no · valuation: weak  (score 2 / 4)</w:t>
+      </w:r>
+    </w:p>
+    <w:p>
+      <w:pPr>
+        <w:spacing w:after="120"/>
+      </w:pPr>
+      <w:r>
+        <w:rPr>
+          <w:i/>
+          <w:iCs/>
+          <w:color w:val="666666"/>
+          <w:sz w:val="20"/>
+          <w:szCs w:val="20"/>
+        </w:rPr>
+        <w:t xml:space="preserve">Naval/shipbuilding capex + new data-center cooling vertical (Smardt tie-up) is a real dual tailwind; management's 40-50% CAGR guide is aggressive relative to demonstrated depth — tam weak; multiple posters found no credentialed engineers/R&amp;D spend for a company positioning as 'technologically advanced' — moat no; no valuation data recorded. Pre-IPO compliance history + related-party promoter compensation are separate governance flags.</w:t>
       </w:r>
     </w:p>
     <w:p>
